--- a/docs/PUBLICATION_STRATEGY_2026-03-22.docx
+++ b/docs/PUBLICATION_STRATEGY_2026-03-22.docx
@@ -269,7 +269,7 @@
         <w:t xml:space="preserve"> </w:t>
       </w:r>
       <w:r>
-        <w:t xml:space="preserve">benchmark pass:</w:t>
+        <w:t xml:space="preserve">benchmark pass and the fresh April 2026 Colab V7 rerun:</w:t>
       </w:r>
     </w:p>
     <w:tbl>
@@ -575,7 +575,46 @@
               <w:rPr>
                 <w:rStyle w:val="VerbatimChar"/>
               </w:rPr>
-              <w:t xml:space="preserve">V7 trainable quantum</w:t>
+              <w:t xml:space="preserve">V7 trainable quantum rerun</w:t>
+            </w:r>
+          </w:p>
+        </w:tc>
+        <w:tc>
+          <w:tcPr/>
+          <w:p>
+            <w:pPr>
+              <w:pStyle w:val="Compact"/>
+              <w:jc w:val="right"/>
+            </w:pPr>
+            <w:r>
+              <w:t xml:space="preserve">72.53%</w:t>
+            </w:r>
+          </w:p>
+        </w:tc>
+        <w:tc>
+          <w:tcPr/>
+          <w:p>
+            <w:pPr>
+              <w:pStyle w:val="Compact"/>
+            </w:pPr>
+            <w:r>
+              <w:t xml:space="preserve">fresh Colab L4 rerun, still below strongest classical anchors</w:t>
+            </w:r>
+          </w:p>
+        </w:tc>
+      </w:tr>
+      <w:tr>
+        <w:tc>
+          <w:tcPr/>
+          <w:p>
+            <w:pPr>
+              <w:pStyle w:val="Compact"/>
+            </w:pPr>
+            <w:r>
+              <w:rPr>
+                <w:rStyle w:val="VerbatimChar"/>
+              </w:rPr>
+              <w:t xml:space="preserve">V7 trainable quantum (older documented)</w:t>
             </w:r>
           </w:p>
         </w:tc>
@@ -598,7 +637,7 @@
               <w:pStyle w:val="Compact"/>
             </w:pPr>
             <w:r>
-              <w:t xml:space="preserve">documented stabilized trainable result</w:t>
+              <w:t xml:space="preserve">historical documented stabilized result</w:t>
             </w:r>
           </w:p>
         </w:tc>
@@ -755,7 +794,7 @@
         </w:numPr>
       </w:pPr>
       <w:r>
-        <w:t xml:space="preserve">a fresh artifact-backed rerun for the trainable V7 path if that result is to remain central in the paper</w:t>
+        <w:t xml:space="preserve">the actual synced Colab artifact files for the fresh V7 rerun inside the local repo workspace</w:t>
       </w:r>
     </w:p>
     <w:bookmarkEnd w:id="13"/>
@@ -2011,7 +2050,7 @@
         </w:numPr>
       </w:pPr>
       <w:r>
-        <w:t xml:space="preserve">rerun V7 trainable quantum only if a fresh artifact-backed case-study result is needed</w:t>
+        <w:t xml:space="preserve">do not schedule another V7 seed by default; first sync the finished rerun artifacts and update the paper from that result</w:t>
       </w:r>
     </w:p>
     <w:p>
@@ -2037,7 +2076,22 @@
         <w:t xml:space="preserve"> </w:t>
       </w:r>
       <w:r>
-        <w:t xml:space="preserve">if local Mac runs can answer a benchmark question, prefer them and preserve Colab compute units for trainable-quantum confirmation or later extension studies.</w:t>
+        <w:t xml:space="preserve">the trainable-quantum confirmation has now been obtained once on Colab L4. Remaining Colab budget is about</w:t>
+      </w:r>
+      <w:r>
+        <w:t xml:space="preserve"> </w:t>
+      </w:r>
+      <w:r>
+        <w:rPr>
+          <w:rStyle w:val="VerbatimChar"/>
+        </w:rPr>
+        <w:t xml:space="preserve">145</w:t>
+      </w:r>
+      <w:r>
+        <w:t xml:space="preserve"> </w:t>
+      </w:r>
+      <w:r>
+        <w:t xml:space="preserve">computing units, so further remote runs should be treated as exceptional rather than routine.</w:t>
       </w:r>
     </w:p>
     <w:p>
@@ -2204,7 +2258,37 @@
         </w:numPr>
       </w:pPr>
       <w:r>
-        <w:t xml:space="preserve">Update the paper claim hierarchy to match the current repo evidence.</w:t>
+        <w:t xml:space="preserve">Sync the actual Colab</w:t>
+      </w:r>
+      <w:r>
+        <w:t xml:space="preserve"> </w:t>
+      </w:r>
+      <w:r>
+        <w:rPr>
+          <w:rStyle w:val="VerbatimChar"/>
+        </w:rPr>
+        <w:t xml:space="preserve">models/</w:t>
+      </w:r>
+      <w:r>
+        <w:t xml:space="preserve"> </w:t>
+      </w:r>
+      <w:r>
+        <w:t xml:space="preserve">and</w:t>
+      </w:r>
+      <w:r>
+        <w:t xml:space="preserve"> </w:t>
+      </w:r>
+      <w:r>
+        <w:rPr>
+          <w:rStyle w:val="VerbatimChar"/>
+        </w:rPr>
+        <w:t xml:space="preserve">experiments/v7_*</w:t>
+      </w:r>
+      <w:r>
+        <w:t xml:space="preserve"> </w:t>
+      </w:r>
+      <w:r>
+        <w:t xml:space="preserve">artifacts into the repo workspace.</w:t>
       </w:r>
     </w:p>
     <w:p>
@@ -2216,7 +2300,43 @@
         </w:numPr>
       </w:pPr>
       <w:r>
-        <w:t xml:space="preserve">Implement and evaluate faithful thesis HQNN-II reproduction.</w:t>
+        <w:t xml:space="preserve">Reconcile the fresh V7 rerun row against</w:t>
+      </w:r>
+      <w:r>
+        <w:t xml:space="preserve"> </w:t>
+      </w:r>
+      <w:r>
+        <w:rPr>
+          <w:rStyle w:val="VerbatimChar"/>
+        </w:rPr>
+        <w:t xml:space="preserve">docs/EXPERIMENTS.md</w:t>
+      </w:r>
+      <w:r>
+        <w:t xml:space="preserve">,</w:t>
+      </w:r>
+      <w:r>
+        <w:t xml:space="preserve"> </w:t>
+      </w:r>
+      <w:r>
+        <w:rPr>
+          <w:rStyle w:val="VerbatimChar"/>
+        </w:rPr>
+        <w:t xml:space="preserve">docs/BENCHMARK_SUMMARY.md</w:t>
+      </w:r>
+      <w:r>
+        <w:t xml:space="preserve">, and</w:t>
+      </w:r>
+      <w:r>
+        <w:t xml:space="preserve"> </w:t>
+      </w:r>
+      <w:r>
+        <w:rPr>
+          <w:rStyle w:val="VerbatimChar"/>
+        </w:rPr>
+        <w:t xml:space="preserve">paper/draft.md</w:t>
+      </w:r>
+      <w:r>
+        <w:t xml:space="preserve">.</w:t>
       </w:r>
     </w:p>
     <w:p>
@@ -2228,7 +2348,7 @@
         </w:numPr>
       </w:pPr>
       <w:r>
-        <w:t xml:space="preserve">Normalize the ablation protocol across classical and quantum baselines.</w:t>
+        <w:t xml:space="preserve">Finalize the benchmark-first paper wording and submission packet from the now-complete benchmark hierarchy.</w:t>
       </w:r>
     </w:p>
     <w:p>
@@ -2240,7 +2360,22 @@
         </w:numPr>
       </w:pPr>
       <w:r>
-        <w:t xml:space="preserve">Run multi-seed evaluation for the shortlist.</w:t>
+        <w:t xml:space="preserve">Delay any additional Colab training unless it clearly changes reviewer risk enough to justify the remaining</w:t>
+      </w:r>
+      <w:r>
+        <w:t xml:space="preserve"> </w:t>
+      </w:r>
+      <w:r>
+        <w:rPr>
+          <w:rStyle w:val="VerbatimChar"/>
+        </w:rPr>
+        <w:t xml:space="preserve">145</w:t>
+      </w:r>
+      <w:r>
+        <w:t xml:space="preserve"> </w:t>
+      </w:r>
+      <w:r>
+        <w:t xml:space="preserve">computing units.</w:t>
       </w:r>
     </w:p>
     <w:p>

--- a/docs/PUBLICATION_STRATEGY_2026-03-22.docx
+++ b/docs/PUBLICATION_STRATEGY_2026-03-22.docx
@@ -361,6 +361,49 @@
             </w:pPr>
             <w:r>
               <w:t xml:space="preserve">strongest thesis-faithful reproduction</w:t>
+            </w:r>
+          </w:p>
+        </w:tc>
+      </w:tr>
+      <w:tr>
+        <w:tc>
+          <w:tcPr/>
+          <w:p>
+            <w:pPr>
+              <w:pStyle w:val="Compact"/>
+            </w:pPr>
+            <w:r>
+              <w:rPr>
+                <w:rStyle w:val="VerbatimChar"/>
+              </w:rPr>
+              <w:t xml:space="preserve">resnet18_cifar_gray</w:t>
+            </w:r>
+          </w:p>
+        </w:tc>
+        <w:tc>
+          <w:tcPr/>
+          <w:p>
+            <w:pPr>
+              <w:pStyle w:val="Compact"/>
+              <w:jc w:val="right"/>
+            </w:pPr>
+            <w:r>
+              <w:rPr>
+                <w:b/>
+                <w:bCs/>
+              </w:rPr>
+              <w:t xml:space="preserve">88.13 ± 0.82</w:t>
+            </w:r>
+          </w:p>
+        </w:tc>
+        <w:tc>
+          <w:tcPr/>
+          <w:p>
+            <w:pPr>
+              <w:pStyle w:val="Compact"/>
+            </w:pPr>
+            <w:r>
+              <w:t xml:space="preserve">stronger modern classical upper bound on the same fixed split</w:t>
             </w:r>
           </w:p>
         </w:tc>
@@ -770,7 +813,7 @@
         </w:numPr>
       </w:pPr>
       <w:r>
-        <w:t xml:space="preserve">stronger modern classical baselines</w:t>
+        <w:t xml:space="preserve">a clearly defined evaluation framework for any "practical quantum advantage" claim</w:t>
       </w:r>
     </w:p>
     <w:p>
@@ -782,7 +825,7 @@
         </w:numPr>
       </w:pPr>
       <w:r>
-        <w:t xml:space="preserve">a clearly defined evaluation framework for any "practical quantum advantage" claim</w:t>
+        <w:t xml:space="preserve">the actual synced Colab artifact files for the fresh V7 rerun inside the local repo workspace</w:t>
       </w:r>
     </w:p>
     <w:p>
@@ -794,7 +837,7 @@
         </w:numPr>
       </w:pPr>
       <w:r>
-        <w:t xml:space="preserve">the actual synced Colab artifact files for the fresh V7 rerun inside the local repo workspace</w:t>
+        <w:t xml:space="preserve">a broader validation axis such as low-data scaling or a second dataset</w:t>
       </w:r>
     </w:p>
     <w:bookmarkEnd w:id="13"/>
@@ -1618,7 +1661,7 @@
         <w:pStyle w:val="FirstParagraph"/>
       </w:pPr>
       <w:r>
-        <w:t xml:space="preserve">Required additions:</w:t>
+        <w:t xml:space="preserve">Completed addition:</w:t>
       </w:r>
     </w:p>
     <w:p>
@@ -1630,27 +1673,50 @@
         </w:numPr>
       </w:pPr>
       <w:r>
-        <w:t xml:space="preserve">at least one modern compact CNN baseline</w:t>
-      </w:r>
-    </w:p>
-    <w:p>
-      <w:pPr>
-        <w:pStyle w:val="Compact"/>
-        <w:numPr>
-          <w:ilvl w:val="0"/>
-          <w:numId w:val="1016"/>
-        </w:numPr>
-      </w:pPr>
-      <w:r>
-        <w:t xml:space="preserve">at least one transfer-learning or stronger vision baseline if computationally feasible</w:t>
-      </w:r>
-    </w:p>
-    <w:p>
-      <w:pPr>
-        <w:pStyle w:val="Compact"/>
-        <w:numPr>
-          <w:ilvl w:val="0"/>
-          <w:numId w:val="1016"/>
+        <w:t xml:space="preserve">one modern compact CNN baseline now exists:</w:t>
+      </w:r>
+      <w:r>
+        <w:t xml:space="preserve"> </w:t>
+      </w:r>
+      <w:r>
+        <w:rPr>
+          <w:rStyle w:val="VerbatimChar"/>
+        </w:rPr>
+        <w:t xml:space="preserve">resnet18_cifar_gray = 88.13 ± 0.82</w:t>
+      </w:r>
+      <w:r>
+        <w:t xml:space="preserve"> </w:t>
+      </w:r>
+      <w:r>
+        <w:t xml:space="preserve">test over three seeds</w:t>
+      </w:r>
+    </w:p>
+    <w:p>
+      <w:pPr>
+        <w:pStyle w:val="FirstParagraph"/>
+      </w:pPr>
+      <w:r>
+        <w:t xml:space="preserve">Still optional:</w:t>
+      </w:r>
+    </w:p>
+    <w:p>
+      <w:pPr>
+        <w:pStyle w:val="Compact"/>
+        <w:numPr>
+          <w:ilvl w:val="0"/>
+          <w:numId w:val="1017"/>
+        </w:numPr>
+      </w:pPr>
+      <w:r>
+        <w:t xml:space="preserve">one transfer-learning or stronger vision baseline if reviewer pressure justifies it</w:t>
+      </w:r>
+    </w:p>
+    <w:p>
+      <w:pPr>
+        <w:pStyle w:val="Compact"/>
+        <w:numPr>
+          <w:ilvl w:val="0"/>
+          <w:numId w:val="1017"/>
         </w:numPr>
       </w:pPr>
       <w:r>
@@ -1688,7 +1754,7 @@
         <w:pStyle w:val="Compact"/>
         <w:numPr>
           <w:ilvl w:val="0"/>
-          <w:numId w:val="1017"/>
+          <w:numId w:val="1018"/>
         </w:numPr>
       </w:pPr>
       <w:r>
@@ -1700,7 +1766,7 @@
         <w:pStyle w:val="Compact"/>
         <w:numPr>
           <w:ilvl w:val="0"/>
-          <w:numId w:val="1017"/>
+          <w:numId w:val="1018"/>
         </w:numPr>
       </w:pPr>
       <w:r>
@@ -1712,7 +1778,7 @@
         <w:pStyle w:val="Compact"/>
         <w:numPr>
           <w:ilvl w:val="0"/>
-          <w:numId w:val="1017"/>
+          <w:numId w:val="1018"/>
         </w:numPr>
       </w:pPr>
       <w:r>
@@ -1766,7 +1832,7 @@
         <w:pStyle w:val="Compact"/>
         <w:numPr>
           <w:ilvl w:val="0"/>
-          <w:numId w:val="1018"/>
+          <w:numId w:val="1019"/>
         </w:numPr>
       </w:pPr>
       <w:r>
@@ -1788,7 +1854,7 @@
         <w:pStyle w:val="Compact"/>
         <w:numPr>
           <w:ilvl w:val="0"/>
-          <w:numId w:val="1018"/>
+          <w:numId w:val="1019"/>
         </w:numPr>
       </w:pPr>
       <w:r>
@@ -1810,7 +1876,7 @@
         <w:pStyle w:val="Compact"/>
         <w:numPr>
           <w:ilvl w:val="0"/>
-          <w:numId w:val="1018"/>
+          <w:numId w:val="1019"/>
         </w:numPr>
       </w:pPr>
       <w:r>
@@ -1858,7 +1924,7 @@
         <w:pStyle w:val="Compact"/>
         <w:numPr>
           <w:ilvl w:val="0"/>
-          <w:numId w:val="1019"/>
+          <w:numId w:val="1020"/>
         </w:numPr>
       </w:pPr>
       <w:r>
@@ -1870,7 +1936,7 @@
         <w:pStyle w:val="Compact"/>
         <w:numPr>
           <w:ilvl w:val="0"/>
-          <w:numId w:val="1019"/>
+          <w:numId w:val="1020"/>
         </w:numPr>
       </w:pPr>
       <w:r>
@@ -1882,7 +1948,7 @@
         <w:pStyle w:val="Compact"/>
         <w:numPr>
           <w:ilvl w:val="0"/>
-          <w:numId w:val="1019"/>
+          <w:numId w:val="1020"/>
         </w:numPr>
       </w:pPr>
       <w:r>
@@ -1894,7 +1960,7 @@
         <w:pStyle w:val="Compact"/>
         <w:numPr>
           <w:ilvl w:val="0"/>
-          <w:numId w:val="1019"/>
+          <w:numId w:val="1020"/>
         </w:numPr>
       </w:pPr>
       <w:r>
@@ -1950,7 +2016,7 @@
         <w:pStyle w:val="Compact"/>
         <w:numPr>
           <w:ilvl w:val="0"/>
-          <w:numId w:val="1020"/>
+          <w:numId w:val="1021"/>
         </w:numPr>
       </w:pPr>
       <w:r>
@@ -1962,7 +2028,7 @@
         <w:pStyle w:val="Compact"/>
         <w:numPr>
           <w:ilvl w:val="0"/>
-          <w:numId w:val="1020"/>
+          <w:numId w:val="1021"/>
         </w:numPr>
       </w:pPr>
       <w:r>
@@ -1974,94 +2040,94 @@
         <w:pStyle w:val="Compact"/>
         <w:numPr>
           <w:ilvl w:val="1"/>
+          <w:numId w:val="1022"/>
+        </w:numPr>
+      </w:pPr>
+      <w:r>
+        <w:t xml:space="preserve">thesis HQNN-II</w:t>
+      </w:r>
+    </w:p>
+    <w:p>
+      <w:pPr>
+        <w:pStyle w:val="Compact"/>
+        <w:numPr>
+          <w:ilvl w:val="1"/>
+          <w:numId w:val="1022"/>
+        </w:numPr>
+      </w:pPr>
+      <w:r>
+        <w:t xml:space="preserve">thesis CNN-III</w:t>
+      </w:r>
+    </w:p>
+    <w:p>
+      <w:pPr>
+        <w:pStyle w:val="Compact"/>
+        <w:numPr>
+          <w:ilvl w:val="1"/>
+          <w:numId w:val="1022"/>
+        </w:numPr>
+      </w:pPr>
+      <w:r>
+        <w:t xml:space="preserve">thesis CNN-IIII</w:t>
+      </w:r>
+    </w:p>
+    <w:p>
+      <w:pPr>
+        <w:pStyle w:val="Compact"/>
+        <w:numPr>
+          <w:ilvl w:val="1"/>
+          <w:numId w:val="1022"/>
+        </w:numPr>
+      </w:pPr>
+      <w:r>
+        <w:t xml:space="preserve">current Henderson-style non-trainable quantum</w:t>
+      </w:r>
+    </w:p>
+    <w:p>
+      <w:pPr>
+        <w:pStyle w:val="Compact"/>
+        <w:numPr>
+          <w:ilvl w:val="1"/>
+          <w:numId w:val="1022"/>
+        </w:numPr>
+      </w:pPr>
+      <w:r>
+        <w:t xml:space="preserve">classical_conv</w:t>
+      </w:r>
+    </w:p>
+    <w:p>
+      <w:pPr>
+        <w:pStyle w:val="Compact"/>
+        <w:numPr>
+          <w:ilvl w:val="1"/>
+          <w:numId w:val="1022"/>
+        </w:numPr>
+      </w:pPr>
+      <w:r>
+        <w:t xml:space="preserve">param_linear</w:t>
+      </w:r>
+    </w:p>
+    <w:p>
+      <w:pPr>
+        <w:pStyle w:val="Compact"/>
+        <w:numPr>
+          <w:ilvl w:val="0"/>
           <w:numId w:val="1021"/>
         </w:numPr>
       </w:pPr>
       <w:r>
-        <w:t xml:space="preserve">thesis HQNN-II</w:t>
-      </w:r>
-    </w:p>
-    <w:p>
-      <w:pPr>
-        <w:pStyle w:val="Compact"/>
-        <w:numPr>
-          <w:ilvl w:val="1"/>
+        <w:t xml:space="preserve">do not schedule another V7 seed by default; first sync the finished rerun artifacts and update the paper from that result</w:t>
+      </w:r>
+    </w:p>
+    <w:p>
+      <w:pPr>
+        <w:pStyle w:val="Compact"/>
+        <w:numPr>
+          <w:ilvl w:val="0"/>
           <w:numId w:val="1021"/>
         </w:numPr>
       </w:pPr>
       <w:r>
-        <w:t xml:space="preserve">thesis CNN-III</w:t>
-      </w:r>
-    </w:p>
-    <w:p>
-      <w:pPr>
-        <w:pStyle w:val="Compact"/>
-        <w:numPr>
-          <w:ilvl w:val="1"/>
-          <w:numId w:val="1021"/>
-        </w:numPr>
-      </w:pPr>
-      <w:r>
-        <w:t xml:space="preserve">thesis CNN-IIII</w:t>
-      </w:r>
-    </w:p>
-    <w:p>
-      <w:pPr>
-        <w:pStyle w:val="Compact"/>
-        <w:numPr>
-          <w:ilvl w:val="1"/>
-          <w:numId w:val="1021"/>
-        </w:numPr>
-      </w:pPr>
-      <w:r>
-        <w:t xml:space="preserve">current Henderson-style non-trainable quantum</w:t>
-      </w:r>
-    </w:p>
-    <w:p>
-      <w:pPr>
-        <w:pStyle w:val="Compact"/>
-        <w:numPr>
-          <w:ilvl w:val="1"/>
-          <w:numId w:val="1021"/>
-        </w:numPr>
-      </w:pPr>
-      <w:r>
-        <w:t xml:space="preserve">classical_conv</w:t>
-      </w:r>
-    </w:p>
-    <w:p>
-      <w:pPr>
-        <w:pStyle w:val="Compact"/>
-        <w:numPr>
-          <w:ilvl w:val="1"/>
-          <w:numId w:val="1021"/>
-        </w:numPr>
-      </w:pPr>
-      <w:r>
-        <w:t xml:space="preserve">param_linear</w:t>
-      </w:r>
-    </w:p>
-    <w:p>
-      <w:pPr>
-        <w:pStyle w:val="Compact"/>
-        <w:numPr>
-          <w:ilvl w:val="0"/>
-          <w:numId w:val="1020"/>
-        </w:numPr>
-      </w:pPr>
-      <w:r>
-        <w:t xml:space="preserve">do not schedule another V7 seed by default; first sync the finished rerun artifacts and update the paper from that result</w:t>
-      </w:r>
-    </w:p>
-    <w:p>
-      <w:pPr>
-        <w:pStyle w:val="Compact"/>
-        <w:numPr>
-          <w:ilvl w:val="0"/>
-          <w:numId w:val="1020"/>
-        </w:numPr>
-      </w:pPr>
-      <w:r>
         <w:t xml:space="preserve">rewrite the paper around trustworthy comparative evidence</w:t>
       </w:r>
     </w:p>
@@ -2076,7 +2142,7 @@
         <w:t xml:space="preserve"> </w:t>
       </w:r>
       <w:r>
-        <w:t xml:space="preserve">the trainable-quantum confirmation has now been obtained once on Colab L4. Remaining Colab budget is about</w:t>
+        <w:t xml:space="preserve">the trainable-quantum confirmation has now been obtained once on Colab L4, and the stronger modern classical upper bound has been completed locally. Remaining Colab budget is about</w:t>
       </w:r>
       <w:r>
         <w:t xml:space="preserve"> </w:t>
@@ -2085,13 +2151,13 @@
         <w:rPr>
           <w:rStyle w:val="VerbatimChar"/>
         </w:rPr>
-        <w:t xml:space="preserve">145</w:t>
-      </w:r>
-      <w:r>
-        <w:t xml:space="preserve"> </w:t>
-      </w:r>
-      <w:r>
-        <w:t xml:space="preserve">computing units, so further remote runs should be treated as exceptional rather than routine.</w:t>
+        <w:t xml:space="preserve">245</w:t>
+      </w:r>
+      <w:r>
+        <w:t xml:space="preserve"> </w:t>
+      </w:r>
+      <w:r>
+        <w:t xml:space="preserve">computing units, so further remote runs should still be treated as exceptional rather than routine.</w:t>
       </w:r>
     </w:p>
     <w:p>
@@ -2133,7 +2199,7 @@
         <w:pStyle w:val="Compact"/>
         <w:numPr>
           <w:ilvl w:val="0"/>
-          <w:numId w:val="1022"/>
+          <w:numId w:val="1023"/>
         </w:numPr>
       </w:pPr>
       <w:r>
@@ -2145,7 +2211,7 @@
         <w:pStyle w:val="Compact"/>
         <w:numPr>
           <w:ilvl w:val="0"/>
-          <w:numId w:val="1022"/>
+          <w:numId w:val="1023"/>
         </w:numPr>
       </w:pPr>
       <w:r>
@@ -2157,7 +2223,7 @@
         <w:pStyle w:val="Compact"/>
         <w:numPr>
           <w:ilvl w:val="0"/>
-          <w:numId w:val="1022"/>
+          <w:numId w:val="1023"/>
         </w:numPr>
       </w:pPr>
       <w:r>
@@ -2169,7 +2235,7 @@
         <w:pStyle w:val="Compact"/>
         <w:numPr>
           <w:ilvl w:val="0"/>
-          <w:numId w:val="1022"/>
+          <w:numId w:val="1023"/>
         </w:numPr>
       </w:pPr>
       <w:r>
@@ -2181,7 +2247,7 @@
         <w:pStyle w:val="Compact"/>
         <w:numPr>
           <w:ilvl w:val="0"/>
-          <w:numId w:val="1022"/>
+          <w:numId w:val="1023"/>
         </w:numPr>
       </w:pPr>
       <w:r>
@@ -2254,7 +2320,7 @@
         <w:pStyle w:val="Compact"/>
         <w:numPr>
           <w:ilvl w:val="0"/>
-          <w:numId w:val="1023"/>
+          <w:numId w:val="1024"/>
         </w:numPr>
       </w:pPr>
       <w:r>
@@ -2296,7 +2362,7 @@
         <w:pStyle w:val="Compact"/>
         <w:numPr>
           <w:ilvl w:val="0"/>
-          <w:numId w:val="1023"/>
+          <w:numId w:val="1024"/>
         </w:numPr>
       </w:pPr>
       <w:r>
@@ -2344,7 +2410,7 @@
         <w:pStyle w:val="Compact"/>
         <w:numPr>
           <w:ilvl w:val="0"/>
-          <w:numId w:val="1023"/>
+          <w:numId w:val="1024"/>
         </w:numPr>
       </w:pPr>
       <w:r>
@@ -2356,7 +2422,7 @@
         <w:pStyle w:val="Compact"/>
         <w:numPr>
           <w:ilvl w:val="0"/>
-          <w:numId w:val="1023"/>
+          <w:numId w:val="1024"/>
         </w:numPr>
       </w:pPr>
       <w:r>
@@ -2369,7 +2435,7 @@
         <w:rPr>
           <w:rStyle w:val="VerbatimChar"/>
         </w:rPr>
-        <w:t xml:space="preserve">145</w:t>
+        <w:t xml:space="preserve">245</w:t>
       </w:r>
       <w:r>
         <w:t xml:space="preserve"> </w:t>
@@ -2383,7 +2449,7 @@
         <w:pStyle w:val="Compact"/>
         <w:numPr>
           <w:ilvl w:val="0"/>
-          <w:numId w:val="1023"/>
+          <w:numId w:val="1024"/>
         </w:numPr>
       </w:pPr>
       <w:r>
@@ -2413,7 +2479,7 @@
         <w:pStyle w:val="Compact"/>
         <w:numPr>
           <w:ilvl w:val="0"/>
-          <w:numId w:val="1024"/>
+          <w:numId w:val="1025"/>
         </w:numPr>
       </w:pPr>
       <w:r>
@@ -2425,7 +2491,7 @@
         <w:pStyle w:val="Compact"/>
         <w:numPr>
           <w:ilvl w:val="0"/>
-          <w:numId w:val="1024"/>
+          <w:numId w:val="1025"/>
         </w:numPr>
       </w:pPr>
       <w:r>
@@ -2437,7 +2503,7 @@
         <w:pStyle w:val="Compact"/>
         <w:numPr>
           <w:ilvl w:val="0"/>
-          <w:numId w:val="1024"/>
+          <w:numId w:val="1025"/>
         </w:numPr>
       </w:pPr>
       <w:r>
@@ -2449,7 +2515,7 @@
         <w:pStyle w:val="Compact"/>
         <w:numPr>
           <w:ilvl w:val="0"/>
-          <w:numId w:val="1024"/>
+          <w:numId w:val="1025"/>
         </w:numPr>
       </w:pPr>
       <w:r>
@@ -2469,7 +2535,7 @@
         <w:pStyle w:val="Compact"/>
         <w:numPr>
           <w:ilvl w:val="0"/>
-          <w:numId w:val="1025"/>
+          <w:numId w:val="1026"/>
         </w:numPr>
       </w:pPr>
       <w:r>
@@ -2490,7 +2556,7 @@
         <w:pStyle w:val="Compact"/>
         <w:numPr>
           <w:ilvl w:val="0"/>
-          <w:numId w:val="1025"/>
+          <w:numId w:val="1026"/>
         </w:numPr>
       </w:pPr>
       <w:r>
@@ -2511,7 +2577,7 @@
         <w:pStyle w:val="Compact"/>
         <w:numPr>
           <w:ilvl w:val="0"/>
-          <w:numId w:val="1025"/>
+          <w:numId w:val="1026"/>
         </w:numPr>
       </w:pPr>
       <w:r>
@@ -2532,7 +2598,7 @@
         <w:pStyle w:val="Compact"/>
         <w:numPr>
           <w:ilvl w:val="0"/>
-          <w:numId w:val="1025"/>
+          <w:numId w:val="1026"/>
         </w:numPr>
       </w:pPr>
       <w:r>
@@ -2553,7 +2619,7 @@
         <w:pStyle w:val="Compact"/>
         <w:numPr>
           <w:ilvl w:val="0"/>
-          <w:numId w:val="1025"/>
+          <w:numId w:val="1026"/>
         </w:numPr>
       </w:pPr>
       <w:r>
@@ -2574,7 +2640,7 @@
         <w:pStyle w:val="Compact"/>
         <w:numPr>
           <w:ilvl w:val="0"/>
-          <w:numId w:val="1025"/>
+          <w:numId w:val="1026"/>
         </w:numPr>
       </w:pPr>
       <w:r>
@@ -2595,7 +2661,7 @@
         <w:pStyle w:val="Compact"/>
         <w:numPr>
           <w:ilvl w:val="0"/>
-          <w:numId w:val="1025"/>
+          <w:numId w:val="1026"/>
         </w:numPr>
       </w:pPr>
       <w:r>
@@ -2993,6 +3059,9 @@
     <w:abstractNumId w:val="991"/>
   </w:num>
   <w:num w:numId="1018">
+    <w:abstractNumId w:val="991"/>
+  </w:num>
+  <w:num w:numId="1019">
     <w:abstractNumId w:val="99411"/>
     <w:lvlOverride w:ilvl="0">
       <w:startOverride w:val="1"/>
@@ -3022,10 +3091,10 @@
       <w:startOverride w:val="1"/>
     </w:lvlOverride>
   </w:num>
-  <w:num w:numId="1019">
+  <w:num w:numId="1020">
     <w:abstractNumId w:val="991"/>
   </w:num>
-  <w:num w:numId="1020">
+  <w:num w:numId="1021">
     <w:abstractNumId w:val="99411"/>
     <w:lvlOverride w:ilvl="0">
       <w:startOverride w:val="1"/>
@@ -3055,38 +3124,8 @@
       <w:startOverride w:val="1"/>
     </w:lvlOverride>
   </w:num>
-  <w:num w:numId="1021">
+  <w:num w:numId="1022">
     <w:abstractNumId w:val="991"/>
-  </w:num>
-  <w:num w:numId="1022">
-    <w:abstractNumId w:val="99411"/>
-    <w:lvlOverride w:ilvl="0">
-      <w:startOverride w:val="1"/>
-    </w:lvlOverride>
-    <w:lvlOverride w:ilvl="1">
-      <w:startOverride w:val="1"/>
-    </w:lvlOverride>
-    <w:lvlOverride w:ilvl="2">
-      <w:startOverride w:val="1"/>
-    </w:lvlOverride>
-    <w:lvlOverride w:ilvl="3">
-      <w:startOverride w:val="1"/>
-    </w:lvlOverride>
-    <w:lvlOverride w:ilvl="4">
-      <w:startOverride w:val="1"/>
-    </w:lvlOverride>
-    <w:lvlOverride w:ilvl="5">
-      <w:startOverride w:val="1"/>
-    </w:lvlOverride>
-    <w:lvlOverride w:ilvl="6">
-      <w:startOverride w:val="1"/>
-    </w:lvlOverride>
-    <w:lvlOverride w:ilvl="7">
-      <w:startOverride w:val="1"/>
-    </w:lvlOverride>
-    <w:lvlOverride w:ilvl="8">
-      <w:startOverride w:val="1"/>
-    </w:lvlOverride>
   </w:num>
   <w:num w:numId="1023">
     <w:abstractNumId w:val="99411"/>
@@ -3119,9 +3158,39 @@
     </w:lvlOverride>
   </w:num>
   <w:num w:numId="1024">
+    <w:abstractNumId w:val="99411"/>
+    <w:lvlOverride w:ilvl="0">
+      <w:startOverride w:val="1"/>
+    </w:lvlOverride>
+    <w:lvlOverride w:ilvl="1">
+      <w:startOverride w:val="1"/>
+    </w:lvlOverride>
+    <w:lvlOverride w:ilvl="2">
+      <w:startOverride w:val="1"/>
+    </w:lvlOverride>
+    <w:lvlOverride w:ilvl="3">
+      <w:startOverride w:val="1"/>
+    </w:lvlOverride>
+    <w:lvlOverride w:ilvl="4">
+      <w:startOverride w:val="1"/>
+    </w:lvlOverride>
+    <w:lvlOverride w:ilvl="5">
+      <w:startOverride w:val="1"/>
+    </w:lvlOverride>
+    <w:lvlOverride w:ilvl="6">
+      <w:startOverride w:val="1"/>
+    </w:lvlOverride>
+    <w:lvlOverride w:ilvl="7">
+      <w:startOverride w:val="1"/>
+    </w:lvlOverride>
+    <w:lvlOverride w:ilvl="8">
+      <w:startOverride w:val="1"/>
+    </w:lvlOverride>
+  </w:num>
+  <w:num w:numId="1025">
     <w:abstractNumId w:val="991"/>
   </w:num>
-  <w:num w:numId="1025">
+  <w:num w:numId="1026">
     <w:abstractNumId w:val="991"/>
   </w:num>
 </w:numbering>

--- a/docs/PUBLICATION_STRATEGY_2026-03-22.docx
+++ b/docs/PUBLICATION_STRATEGY_2026-03-22.docx
@@ -28,6 +28,22 @@
       <w:r>
         <w:t xml:space="preserve">March 22, 2026</w:t>
       </w:r>
+      <w:r>
+        <w:t xml:space="preserve"> </w:t>
+      </w:r>
+      <w:r>
+        <w:rPr>
+          <w:b/>
+          <w:bCs/>
+        </w:rPr>
+        <w:t xml:space="preserve">Last updated:</w:t>
+      </w:r>
+      <w:r>
+        <w:t xml:space="preserve"> </w:t>
+      </w:r>
+      <w:r>
+        <w:t xml:space="preserve">May 16, 2026</w:t>
+      </w:r>
     </w:p>
     <w:p>
       <w:pPr>
@@ -123,7 +139,22 @@
         <w:t xml:space="preserve">worth publishing</w:t>
       </w:r>
       <w:r>
-        <w:t xml:space="preserve">, but not in its current narrative form. The publishable value is in the benchmark discipline, negative-result honesty, hybrid-QML engineering lessons, and thesis-to-reproducible-study evolution, not in an unsupported raw "quantum wins" story.</w:t>
+        <w:t xml:space="preserve">, and the current</w:t>
+      </w:r>
+      <w:r>
+        <w:t xml:space="preserve"> </w:t>
+      </w:r>
+      <w:r>
+        <w:rPr>
+          <w:rStyle w:val="VerbatimChar"/>
+        </w:rPr>
+        <w:t xml:space="preserve">paper/draft.md</w:t>
+      </w:r>
+      <w:r>
+        <w:t xml:space="preserve"> </w:t>
+      </w:r>
+      <w:r>
+        <w:t xml:space="preserve">has now been refocused around benchmark discipline, negative-result honesty, a narrow low-data competitiveness signal, hybrid-QML engineering lessons, and thesis-to-reproducible-study evolution. The paper should not be positioned as an unsupported raw "quantum wins" story.</w:t>
       </w:r>
     </w:p>
     <w:p>
@@ -269,7 +300,7 @@
         <w:t xml:space="preserve"> </w:t>
       </w:r>
       <w:r>
-        <w:t xml:space="preserve">benchmark pass and the fresh April 2026 Colab V7 rerun:</w:t>
+        <w:t xml:space="preserve">benchmark pass, the April 2026 Colab V7 reruns, and the May 2026 low-data confirmation:</w:t>
       </w:r>
     </w:p>
     <w:tbl>
@@ -333,7 +364,7 @@
               <w:rPr>
                 <w:rStyle w:val="VerbatimChar"/>
               </w:rPr>
-              <w:t xml:space="preserve">thesis_cnniiii</w:t>
+              <w:t xml:space="preserve">resnet18_cifar_gray</w:t>
             </w:r>
           </w:p>
         </w:tc>
@@ -349,7 +380,7 @@
                 <w:b/>
                 <w:bCs/>
               </w:rPr>
-              <w:t xml:space="preserve">85.26 ± 0.97</w:t>
+              <w:t xml:space="preserve">88.13 ± 0.82</w:t>
             </w:r>
           </w:p>
         </w:tc>
@@ -360,7 +391,7 @@
               <w:pStyle w:val="Compact"/>
             </w:pPr>
             <w:r>
-              <w:t xml:space="preserve">strongest thesis-faithful reproduction</w:t>
+              <w:t xml:space="preserve">stronger modern classical upper bound on the same fixed split</w:t>
             </w:r>
           </w:p>
         </w:tc>
@@ -376,7 +407,7 @@
               <w:rPr>
                 <w:rStyle w:val="VerbatimChar"/>
               </w:rPr>
-              <w:t xml:space="preserve">resnet18_cifar_gray</w:t>
+              <w:t xml:space="preserve">thesis_cnniiii</w:t>
             </w:r>
           </w:p>
         </w:tc>
@@ -392,7 +423,7 @@
                 <w:b/>
                 <w:bCs/>
               </w:rPr>
-              <w:t xml:space="preserve">88.13 ± 0.82</w:t>
+              <w:t xml:space="preserve">85.26 ± 0.97</w:t>
             </w:r>
           </w:p>
         </w:tc>
@@ -403,7 +434,7 @@
               <w:pStyle w:val="Compact"/>
             </w:pPr>
             <w:r>
-              <w:t xml:space="preserve">stronger modern classical upper bound on the same fixed split</w:t>
+              <w:t xml:space="preserve">strongest thesis-faithful reproduction</w:t>
             </w:r>
           </w:p>
         </w:tc>
@@ -641,7 +672,7 @@
               <w:pStyle w:val="Compact"/>
             </w:pPr>
             <w:r>
-              <w:t xml:space="preserve">fresh Colab L4 rerun, still below strongest classical anchors</w:t>
+              <w:t xml:space="preserve">April 6 resumed Colab L4 rerun, still below strongest classical anchors</w:t>
             </w:r>
           </w:p>
         </w:tc>
@@ -657,7 +688,7 @@
               <w:rPr>
                 <w:rStyle w:val="VerbatimChar"/>
               </w:rPr>
-              <w:t xml:space="preserve">V7 trainable quantum (older documented)</w:t>
+              <w:t xml:space="preserve">V7 trainable quantum clean rerun</w:t>
             </w:r>
           </w:p>
         </w:tc>
@@ -669,7 +700,7 @@
               <w:jc w:val="right"/>
             </w:pPr>
             <w:r>
-              <w:t xml:space="preserve">65.02%</w:t>
+              <w:t xml:space="preserve">65.88%</w:t>
             </w:r>
           </w:p>
         </w:tc>
@@ -680,6 +711,45 @@
               <w:pStyle w:val="Compact"/>
             </w:pPr>
             <w:r>
+              <w:t xml:space="preserve">April 27-28 clean non-resumed Colab L4 run reconstructed from captured notebook output after runtime disconnect</w:t>
+            </w:r>
+          </w:p>
+        </w:tc>
+      </w:tr>
+      <w:tr>
+        <w:tc>
+          <w:tcPr/>
+          <w:p>
+            <w:pPr>
+              <w:pStyle w:val="Compact"/>
+            </w:pPr>
+            <w:r>
+              <w:rPr>
+                <w:rStyle w:val="VerbatimChar"/>
+              </w:rPr>
+              <w:t xml:space="preserve">V7 trainable quantum (older documented)</w:t>
+            </w:r>
+          </w:p>
+        </w:tc>
+        <w:tc>
+          <w:tcPr/>
+          <w:p>
+            <w:pPr>
+              <w:pStyle w:val="Compact"/>
+              <w:jc w:val="right"/>
+            </w:pPr>
+            <w:r>
+              <w:t xml:space="preserve">65.02%</w:t>
+            </w:r>
+          </w:p>
+        </w:tc>
+        <w:tc>
+          <w:tcPr/>
+          <w:p>
+            <w:pPr>
+              <w:pStyle w:val="Compact"/>
+            </w:pPr>
+            <w:r>
               <w:t xml:space="preserve">historical documented stabilized result</w:t>
             </w:r>
           </w:p>
@@ -694,14 +764,190 @@
         <w:t xml:space="preserve">This means the present paper cannot credibly argue that the trainable or non-trainable quantum path outperforms matched classical baselines.</w:t>
       </w:r>
     </w:p>
+    <w:p>
+      <w:pPr>
+        <w:pStyle w:val="BodyText"/>
+      </w:pPr>
+      <w:r>
+        <w:t xml:space="preserve">Low-data scaling adds a narrower qualification:</w:t>
+      </w:r>
+    </w:p>
+    <w:tbl>
+      <w:tblPr>
+        <w:tblStyle w:val="Table"/>
+        <w:tblW w:type="auto" w:w="0"/>
+        <w:tblLook w:firstRow="1" w:lastRow="0" w:firstColumn="0" w:lastColumn="0" w:noHBand="0" w:noVBand="0" w:val="0020"/>
+      </w:tblPr>
+      <w:tblGrid>
+        <w:gridCol w:w="2640"/>
+        <w:gridCol w:w="2640"/>
+        <w:gridCol w:w="2640"/>
+      </w:tblGrid>
+      <w:tr>
+        <w:trPr>
+          <w:tblHeader w:val="on"/>
+        </w:trPr>
+        <w:tc>
+          <w:tcPr/>
+          <w:p>
+            <w:pPr>
+              <w:pStyle w:val="Compact"/>
+            </w:pPr>
+            <w:r>
+              <w:t xml:space="preserve">Family</w:t>
+            </w:r>
+          </w:p>
+        </w:tc>
+        <w:tc>
+          <w:tcPr/>
+          <w:p>
+            <w:pPr>
+              <w:pStyle w:val="Compact"/>
+            </w:pPr>
+            <w:r>
+              <w:t xml:space="preserve">Low-data result</w:t>
+            </w:r>
+          </w:p>
+        </w:tc>
+        <w:tc>
+          <w:tcPr/>
+          <w:p>
+            <w:pPr>
+              <w:pStyle w:val="Compact"/>
+            </w:pPr>
+            <w:r>
+              <w:t xml:space="preserve">Status</w:t>
+            </w:r>
+          </w:p>
+        </w:tc>
+      </w:tr>
+      <w:tr>
+        <w:tc>
+          <w:tcPr/>
+          <w:p>
+            <w:pPr>
+              <w:pStyle w:val="Compact"/>
+            </w:pPr>
+            <w:r>
+              <w:t xml:space="preserve">current-local</w:t>
+            </w:r>
+          </w:p>
+        </w:tc>
+        <w:tc>
+          <w:tcPr/>
+          <w:p>
+            <w:pPr>
+              <w:pStyle w:val="Compact"/>
+            </w:pPr>
+            <w:r>
+              <w:rPr>
+                <w:rStyle w:val="VerbatimChar"/>
+              </w:rPr>
+              <w:t xml:space="preserve">non_trainable_quantum</w:t>
+            </w:r>
+            <w:r>
+              <w:t xml:space="preserve"> </w:t>
+            </w:r>
+            <w:r>
+              <w:t xml:space="preserve">exceeds</w:t>
+            </w:r>
+            <w:r>
+              <w:t xml:space="preserve"> </w:t>
+            </w:r>
+            <w:r>
+              <w:rPr>
+                <w:rStyle w:val="VerbatimChar"/>
+              </w:rPr>
+              <w:t xml:space="preserve">classical_conv</w:t>
+            </w:r>
+            <w:r>
+              <w:t xml:space="preserve"> </w:t>
+            </w:r>
+            <w:r>
+              <w:t xml:space="preserve">on three-seed mean test accuracy at 10/25/50/100% train fractions</w:t>
+            </w:r>
+          </w:p>
+        </w:tc>
+        <w:tc>
+          <w:tcPr/>
+          <w:p>
+            <w:pPr>
+              <w:pStyle w:val="Compact"/>
+            </w:pPr>
+            <w:r>
+              <w:t xml:space="preserve">specific competitiveness signal</w:t>
+            </w:r>
+          </w:p>
+        </w:tc>
+      </w:tr>
+      <w:tr>
+        <w:tc>
+          <w:tcPr/>
+          <w:p>
+            <w:pPr>
+              <w:pStyle w:val="Compact"/>
+            </w:pPr>
+            <w:r>
+              <w:t xml:space="preserve">thesis-faithful</w:t>
+            </w:r>
+          </w:p>
+        </w:tc>
+        <w:tc>
+          <w:tcPr/>
+          <w:p>
+            <w:pPr>
+              <w:pStyle w:val="Compact"/>
+            </w:pPr>
+            <w:r>
+              <w:rPr>
+                <w:rStyle w:val="VerbatimChar"/>
+              </w:rPr>
+              <w:t xml:space="preserve">thesis_cnniiii</w:t>
+            </w:r>
+            <w:r>
+              <w:t xml:space="preserve"> </w:t>
+            </w:r>
+            <w:r>
+              <w:t xml:space="preserve">remains ahead of</w:t>
+            </w:r>
+            <w:r>
+              <w:t xml:space="preserve"> </w:t>
+            </w:r>
+            <w:r>
+              <w:rPr>
+                <w:rStyle w:val="VerbatimChar"/>
+              </w:rPr>
+              <w:t xml:space="preserve">thesis_hqnn2</w:t>
+            </w:r>
+            <w:r>
+              <w:t xml:space="preserve"> </w:t>
+            </w:r>
+            <w:r>
+              <w:t xml:space="preserve">in the seed-42 pilot at all train fractions</w:t>
+            </w:r>
+          </w:p>
+        </w:tc>
+        <w:tc>
+          <w:tcPr/>
+          <w:p>
+            <w:pPr>
+              <w:pStyle w:val="Compact"/>
+            </w:pPr>
+            <w:r>
+              <w:t xml:space="preserve">classical-favored</w:t>
+            </w:r>
+          </w:p>
+        </w:tc>
+      </w:tr>
+    </w:tbl>
     <w:bookmarkEnd w:id="10"/>
-    <w:bookmarkStart w:id="11" w:name="X2cb03ca0bb7e50c0ce57e820296dfa10f4727e1"/>
+    <w:bookmarkStart w:id="11" w:name="Xe6b861faf664eb9d90e09ada12aa55f679a4a90"/>
     <w:p>
       <w:pPr>
         <w:pStyle w:val="Heading3"/>
       </w:pPr>
       <w:r>
-        <w:t xml:space="preserve">2.2 The current draft over-focuses on V7 versus an old weak baseline</w:t>
+        <w:t xml:space="preserve">2.2 Draft framing status</w:t>
       </w:r>
     </w:p>
     <w:p>
@@ -709,7 +955,22 @@
         <w:pStyle w:val="FirstParagraph"/>
       </w:pPr>
       <w:r>
-        <w:t xml:space="preserve">The paper draft currently frames V7 primarily against V4 and historical failures. That is scientifically incomplete because newer local ablations are stronger than both V4 and V7 on test accuracy.</w:t>
+        <w:t xml:space="preserve">Earlier versions of the draft over-focused on V7 versus V4 and historical failures. The current</w:t>
+      </w:r>
+      <w:r>
+        <w:t xml:space="preserve"> </w:t>
+      </w:r>
+      <w:r>
+        <w:rPr>
+          <w:rStyle w:val="VerbatimChar"/>
+        </w:rPr>
+        <w:t xml:space="preserve">paper/draft.md</w:t>
+      </w:r>
+      <w:r>
+        <w:t xml:space="preserve"> </w:t>
+      </w:r>
+      <w:r>
+        <w:t xml:space="preserve">has been refocused around RQ1/RQ2/RQ3: full-data benchmark hierarchy, low-data scaling, and trainable-quantum engineering constraints. The remaining writing risk is now submission polish and venue fit, not a stale V7-winner narrative.</w:t>
       </w:r>
     </w:p>
     <w:bookmarkEnd w:id="11"/>
@@ -825,7 +1086,22 @@
         </w:numPr>
       </w:pPr>
       <w:r>
-        <w:t xml:space="preserve">the actual synced Colab artifact files for the fresh V7 rerun inside the local repo workspace</w:t>
+        <w:t xml:space="preserve">directly copied Colab JSON/experiment metadata for the April 2026 V7 reruns; the repository has reconstructed JSON rows and Drive-backed checkpoints, but the April 27 Drive</w:t>
+      </w:r>
+      <w:r>
+        <w:t xml:space="preserve"> </w:t>
+      </w:r>
+      <w:r>
+        <w:rPr>
+          <w:rStyle w:val="VerbatimChar"/>
+        </w:rPr>
+        <w:t xml:space="preserve">experiments/</w:t>
+      </w:r>
+      <w:r>
+        <w:t xml:space="preserve"> </w:t>
+      </w:r>
+      <w:r>
+        <w:t xml:space="preserve">subfolder is empty</w:t>
       </w:r>
     </w:p>
     <w:p>
@@ -837,7 +1113,7 @@
         </w:numPr>
       </w:pPr>
       <w:r>
-        <w:t xml:space="preserve">a broader validation axis such as low-data scaling or a second dataset</w:t>
+        <w:t xml:space="preserve">a second dataset or robustness axis; the May 2026 low-data scaling axis is now confirmed for the current-local pair and remains thesis-faithful seed-42-only</w:t>
       </w:r>
     </w:p>
     <w:bookmarkEnd w:id="13"/>
@@ -891,7 +1167,7 @@
         </w:numPr>
       </w:pPr>
       <w:r>
-        <w:t xml:space="preserve">better low-data behavior</w:t>
+        <w:t xml:space="preserve">better low-data behavior beyond the narrow May 2026 current-local signal</w:t>
       </w:r>
     </w:p>
     <w:p>
@@ -923,7 +1199,7 @@
         <w:pStyle w:val="FirstParagraph"/>
       </w:pPr>
       <w:r>
-        <w:t xml:space="preserve">At the moment, that case is not established.</w:t>
+        <w:t xml:space="preserve">At the moment, only a narrow current-local low-data competitiveness signal is established. A broad practical-usefulness or hardware-advantage case is not established.</w:t>
       </w:r>
     </w:p>
     <w:bookmarkEnd w:id="14"/>
@@ -1464,7 +1740,7 @@
         <w:pStyle w:val="FirstParagraph"/>
       </w:pPr>
       <w:r>
-        <w:t xml:space="preserve">The following are the highest-priority missing pieces.</w:t>
+        <w:t xml:space="preserve">The following are the highest-priority remaining pieces.</w:t>
       </w:r>
     </w:p>
     <w:bookmarkStart w:id="27" w:name="X70f77c8a2b270ae236bcf8c412cd81ee592c49e"/>
@@ -1481,7 +1757,7 @@
         <w:pStyle w:val="FirstParagraph"/>
       </w:pPr>
       <w:r>
-        <w:t xml:space="preserve">The paper, README, thesis comparisons, and experiment logs must all reflect the same current truth:</w:t>
+        <w:t xml:space="preserve">The paper, README, thesis comparisons, and experiment logs should continue to reflect the same current truth:</w:t>
       </w:r>
     </w:p>
     <w:p>
@@ -1578,6 +1854,45 @@
       </w:pPr>
       <w:r>
         <w:t xml:space="preserve">V7 trainable quantum is not the best current model</w:t>
+      </w:r>
+    </w:p>
+    <w:p>
+      <w:pPr>
+        <w:pStyle w:val="Compact"/>
+        <w:numPr>
+          <w:ilvl w:val="0"/>
+          <w:numId w:val="1014"/>
+        </w:numPr>
+      </w:pPr>
+      <w:r>
+        <w:t xml:space="preserve">current-local low-data confirmation supports a specific</w:t>
+      </w:r>
+      <w:r>
+        <w:t xml:space="preserve"> </w:t>
+      </w:r>
+      <w:r>
+        <w:rPr>
+          <w:rStyle w:val="VerbatimChar"/>
+        </w:rPr>
+        <w:t xml:space="preserve">non_trainable_quantum</w:t>
+      </w:r>
+      <w:r>
+        <w:t xml:space="preserve"> </w:t>
+      </w:r>
+      <w:r>
+        <w:t xml:space="preserve">competitiveness signal against</w:t>
+      </w:r>
+      <w:r>
+        <w:t xml:space="preserve"> </w:t>
+      </w:r>
+      <w:r>
+        <w:rPr>
+          <w:rStyle w:val="VerbatimChar"/>
+        </w:rPr>
+        <w:t xml:space="preserve">classical_conv</w:t>
+      </w:r>
+      <w:r>
+        <w:t xml:space="preserve">, not a generic quantum-advantage claim</w:t>
       </w:r>
     </w:p>
     <w:bookmarkEnd w:id="27"/>
@@ -1746,7 +2061,7 @@
         <w:pStyle w:val="FirstParagraph"/>
       </w:pPr>
       <w:r>
-        <w:t xml:space="preserve">Minimum recommendation:</w:t>
+        <w:t xml:space="preserve">Completed for the core full-data benchmark:</w:t>
       </w:r>
     </w:p>
     <w:p>
@@ -1783,6 +2098,94 @@
       </w:pPr>
       <w:r>
         <w:t xml:space="preserve">keep splits and augmentation logic consistent</w:t>
+      </w:r>
+    </w:p>
+    <w:p>
+      <w:pPr>
+        <w:pStyle w:val="FirstParagraph"/>
+      </w:pPr>
+      <w:r>
+        <w:t xml:space="preserve">Completed for the current-local low-data confirmation:</w:t>
+      </w:r>
+    </w:p>
+    <w:p>
+      <w:pPr>
+        <w:pStyle w:val="Compact"/>
+        <w:numPr>
+          <w:ilvl w:val="0"/>
+          <w:numId w:val="1019"/>
+        </w:numPr>
+      </w:pPr>
+      <w:r>
+        <w:t xml:space="preserve">seeds 42, 43, and 44 for</w:t>
+      </w:r>
+      <w:r>
+        <w:t xml:space="preserve"> </w:t>
+      </w:r>
+      <w:r>
+        <w:rPr>
+          <w:rStyle w:val="VerbatimChar"/>
+        </w:rPr>
+        <w:t xml:space="preserve">classical_conv</w:t>
+      </w:r>
+      <w:r>
+        <w:t xml:space="preserve"> </w:t>
+      </w:r>
+      <w:r>
+        <w:t xml:space="preserve">and</w:t>
+      </w:r>
+      <w:r>
+        <w:t xml:space="preserve"> </w:t>
+      </w:r>
+      <w:r>
+        <w:rPr>
+          <w:rStyle w:val="VerbatimChar"/>
+        </w:rPr>
+        <w:t xml:space="preserve">non_trainable_quantum</w:t>
+      </w:r>
+    </w:p>
+    <w:p>
+      <w:pPr>
+        <w:pStyle w:val="Compact"/>
+        <w:numPr>
+          <w:ilvl w:val="0"/>
+          <w:numId w:val="1019"/>
+        </w:numPr>
+      </w:pPr>
+      <w:r>
+        <w:t xml:space="preserve">fixed split seed 42 and fraction seed 42</w:t>
+      </w:r>
+    </w:p>
+    <w:p>
+      <w:pPr>
+        <w:pStyle w:val="FirstParagraph"/>
+      </w:pPr>
+      <w:r>
+        <w:t xml:space="preserve">Still optional:</w:t>
+      </w:r>
+    </w:p>
+    <w:p>
+      <w:pPr>
+        <w:pStyle w:val="Compact"/>
+        <w:numPr>
+          <w:ilvl w:val="0"/>
+          <w:numId w:val="1020"/>
+        </w:numPr>
+      </w:pPr>
+      <w:r>
+        <w:t xml:space="preserve">formal confidence intervals or significance tests if the target venue requires stronger statistical reporting</w:t>
+      </w:r>
+    </w:p>
+    <w:p>
+      <w:pPr>
+        <w:pStyle w:val="Compact"/>
+        <w:numPr>
+          <w:ilvl w:val="0"/>
+          <w:numId w:val="1020"/>
+        </w:numPr>
+      </w:pPr>
+      <w:r>
+        <w:t xml:space="preserve">extra thesis-faithful low-data seeds only if reviewer feedback specifically asks for that axis</w:t>
       </w:r>
     </w:p>
     <w:bookmarkEnd w:id="30"/>
@@ -1832,7 +2235,7 @@
         <w:pStyle w:val="Compact"/>
         <w:numPr>
           <w:ilvl w:val="0"/>
-          <w:numId w:val="1019"/>
+          <w:numId w:val="1021"/>
         </w:numPr>
       </w:pPr>
       <w:r>
@@ -1854,7 +2257,7 @@
         <w:pStyle w:val="Compact"/>
         <w:numPr>
           <w:ilvl w:val="0"/>
-          <w:numId w:val="1019"/>
+          <w:numId w:val="1021"/>
         </w:numPr>
       </w:pPr>
       <w:r>
@@ -1876,7 +2279,7 @@
         <w:pStyle w:val="Compact"/>
         <w:numPr>
           <w:ilvl w:val="0"/>
-          <w:numId w:val="1019"/>
+          <w:numId w:val="1021"/>
         </w:numPr>
       </w:pPr>
       <w:r>
@@ -1890,7 +2293,7 @@
         <w:t xml:space="preserve"> </w:t>
       </w:r>
       <w:r>
-        <w:t xml:space="preserve">quantum may remain competitive only in a specific regime such as low-data or parameter-efficiency, if future experiments support it.</w:t>
+        <w:t xml:space="preserve">quantum can be narrowly competitive in a specific current-local low-data regime, while thesis-faithful and strongest full-data comparisons remain classical-favored.</w:t>
       </w:r>
     </w:p>
     <w:p>
@@ -1924,7 +2327,7 @@
         <w:pStyle w:val="Compact"/>
         <w:numPr>
           <w:ilvl w:val="0"/>
-          <w:numId w:val="1020"/>
+          <w:numId w:val="1022"/>
         </w:numPr>
       </w:pPr>
       <w:r>
@@ -1936,19 +2339,19 @@
         <w:pStyle w:val="Compact"/>
         <w:numPr>
           <w:ilvl w:val="0"/>
-          <w:numId w:val="1020"/>
-        </w:numPr>
-      </w:pPr>
-      <w:r>
-        <w:t xml:space="preserve">a low-data scaling study</w:t>
-      </w:r>
-    </w:p>
-    <w:p>
-      <w:pPr>
-        <w:pStyle w:val="Compact"/>
-        <w:numPr>
-          <w:ilvl w:val="0"/>
-          <w:numId w:val="1020"/>
+          <w:numId w:val="1022"/>
+        </w:numPr>
+      </w:pPr>
+      <w:r>
+        <w:t xml:space="preserve">a second-dataset, robustness, or parameter-budget extension to the May 2026 low-data scaling study</w:t>
+      </w:r>
+    </w:p>
+    <w:p>
+      <w:pPr>
+        <w:pStyle w:val="Compact"/>
+        <w:numPr>
+          <w:ilvl w:val="0"/>
+          <w:numId w:val="1022"/>
         </w:numPr>
       </w:pPr>
       <w:r>
@@ -1960,7 +2363,7 @@
         <w:pStyle w:val="Compact"/>
         <w:numPr>
           <w:ilvl w:val="0"/>
-          <w:numId w:val="1020"/>
+          <w:numId w:val="1022"/>
         </w:numPr>
       </w:pPr>
       <w:r>
@@ -1972,7 +2375,7 @@
         <w:pStyle w:val="FirstParagraph"/>
       </w:pPr>
       <w:r>
-        <w:t xml:space="preserve">Without this, the paper remains too single-benchmark to be persuasive for stronger venues.</w:t>
+        <w:t xml:space="preserve">Without this, the paper remains too single-benchmark to be persuasive for stronger broad-scope venues, although it is still viable as a specialized benchmark/engineering paper.</w:t>
       </w:r>
     </w:p>
     <w:bookmarkEnd w:id="32"/>
@@ -2016,19 +2419,19 @@
         <w:pStyle w:val="Compact"/>
         <w:numPr>
           <w:ilvl w:val="0"/>
-          <w:numId w:val="1021"/>
-        </w:numPr>
-      </w:pPr>
-      <w:r>
-        <w:t xml:space="preserve">synchronize claims across paper and docs</w:t>
-      </w:r>
-    </w:p>
-    <w:p>
-      <w:pPr>
-        <w:pStyle w:val="Compact"/>
-        <w:numPr>
-          <w:ilvl w:val="0"/>
-          <w:numId w:val="1021"/>
+          <w:numId w:val="1023"/>
+        </w:numPr>
+      </w:pPr>
+      <w:r>
+        <w:t xml:space="preserve">keep claims synchronized across paper and docs after each result-language edit</w:t>
+      </w:r>
+    </w:p>
+    <w:p>
+      <w:pPr>
+        <w:pStyle w:val="Compact"/>
+        <w:numPr>
+          <w:ilvl w:val="0"/>
+          <w:numId w:val="1023"/>
         </w:numPr>
       </w:pPr>
       <w:r>
@@ -2040,7 +2443,7 @@
         <w:pStyle w:val="Compact"/>
         <w:numPr>
           <w:ilvl w:val="1"/>
-          <w:numId w:val="1022"/>
+          <w:numId w:val="1024"/>
         </w:numPr>
       </w:pPr>
       <w:r>
@@ -2052,7 +2455,7 @@
         <w:pStyle w:val="Compact"/>
         <w:numPr>
           <w:ilvl w:val="1"/>
-          <w:numId w:val="1022"/>
+          <w:numId w:val="1024"/>
         </w:numPr>
       </w:pPr>
       <w:r>
@@ -2064,7 +2467,7 @@
         <w:pStyle w:val="Compact"/>
         <w:numPr>
           <w:ilvl w:val="1"/>
-          <w:numId w:val="1022"/>
+          <w:numId w:val="1024"/>
         </w:numPr>
       </w:pPr>
       <w:r>
@@ -2076,7 +2479,7 @@
         <w:pStyle w:val="Compact"/>
         <w:numPr>
           <w:ilvl w:val="1"/>
-          <w:numId w:val="1022"/>
+          <w:numId w:val="1024"/>
         </w:numPr>
       </w:pPr>
       <w:r>
@@ -2088,7 +2491,7 @@
         <w:pStyle w:val="Compact"/>
         <w:numPr>
           <w:ilvl w:val="1"/>
-          <w:numId w:val="1022"/>
+          <w:numId w:val="1024"/>
         </w:numPr>
       </w:pPr>
       <w:r>
@@ -2100,7 +2503,7 @@
         <w:pStyle w:val="Compact"/>
         <w:numPr>
           <w:ilvl w:val="1"/>
-          <w:numId w:val="1022"/>
+          <w:numId w:val="1024"/>
         </w:numPr>
       </w:pPr>
       <w:r>
@@ -2112,23 +2515,65 @@
         <w:pStyle w:val="Compact"/>
         <w:numPr>
           <w:ilvl w:val="0"/>
-          <w:numId w:val="1021"/>
-        </w:numPr>
-      </w:pPr>
-      <w:r>
-        <w:t xml:space="preserve">do not schedule another V7 seed by default; first sync the finished rerun artifacts and update the paper from that result</w:t>
-      </w:r>
-    </w:p>
-    <w:p>
-      <w:pPr>
-        <w:pStyle w:val="Compact"/>
-        <w:numPr>
-          <w:ilvl w:val="0"/>
-          <w:numId w:val="1021"/>
-        </w:numPr>
-      </w:pPr>
-      <w:r>
-        <w:t xml:space="preserve">rewrite the paper around trustworthy comparative evidence</w:t>
+          <w:numId w:val="1023"/>
+        </w:numPr>
+      </w:pPr>
+      <w:r>
+        <w:t xml:space="preserve">use the May 2026 low-data confirmation only as a narrow current-local regime claim</w:t>
+      </w:r>
+    </w:p>
+    <w:p>
+      <w:pPr>
+        <w:pStyle w:val="Compact"/>
+        <w:numPr>
+          <w:ilvl w:val="0"/>
+          <w:numId w:val="1023"/>
+        </w:numPr>
+      </w:pPr>
+      <w:r>
+        <w:t xml:space="preserve">do not schedule another V7 seed by default; keep the finished rerun artifacts and reconstructed JSON rows clearly labeled</w:t>
+      </w:r>
+    </w:p>
+    <w:p>
+      <w:pPr>
+        <w:pStyle w:val="Compact"/>
+        <w:numPr>
+          <w:ilvl w:val="0"/>
+          <w:numId w:val="1023"/>
+        </w:numPr>
+      </w:pPr>
+      <w:r>
+        <w:t xml:space="preserve">keep</w:t>
+      </w:r>
+      <w:r>
+        <w:t xml:space="preserve"> </w:t>
+      </w:r>
+      <w:r>
+        <w:rPr>
+          <w:rStyle w:val="VerbatimChar"/>
+        </w:rPr>
+        <w:t xml:space="preserve">paper/draft.md</w:t>
+      </w:r>
+      <w:r>
+        <w:t xml:space="preserve"> </w:t>
+      </w:r>
+      <w:r>
+        <w:t xml:space="preserve">and</w:t>
+      </w:r>
+      <w:r>
+        <w:t xml:space="preserve"> </w:t>
+      </w:r>
+      <w:r>
+        <w:rPr>
+          <w:rStyle w:val="VerbatimChar"/>
+        </w:rPr>
+        <w:t xml:space="preserve">paper/draft.docx</w:t>
+      </w:r>
+      <w:r>
+        <w:t xml:space="preserve"> </w:t>
+      </w:r>
+      <w:r>
+        <w:t xml:space="preserve">refreshed from the current Markdown</w:t>
       </w:r>
     </w:p>
     <w:p>
@@ -2142,7 +2587,7 @@
         <w:t xml:space="preserve"> </w:t>
       </w:r>
       <w:r>
-        <w:t xml:space="preserve">the trainable-quantum confirmation has now been obtained once on Colab L4, and the stronger modern classical upper bound has been completed locally. Remaining Colab budget is about</w:t>
+        <w:t xml:space="preserve">the trainable-quantum confirmations have been obtained on Colab L4, the stronger modern classical upper bound has been completed locally, and the current-local low-data confirmation has been completed. The last user-reported Colab budget before this low-data confirmation was about</w:t>
       </w:r>
       <w:r>
         <w:t xml:space="preserve"> </w:t>
@@ -2157,7 +2602,7 @@
         <w:t xml:space="preserve"> </w:t>
       </w:r>
       <w:r>
-        <w:t xml:space="preserve">computing units, so further remote runs should still be treated as exceptional rather than routine.</w:t>
+        <w:t xml:space="preserve">computing units; future remote spending should address reviewer risk or a stronger venue target, not V7 artifact hygiene or already-completed low-data rows.</w:t>
       </w:r>
     </w:p>
     <w:p>
@@ -2199,7 +2644,7 @@
         <w:pStyle w:val="Compact"/>
         <w:numPr>
           <w:ilvl w:val="0"/>
-          <w:numId w:val="1023"/>
+          <w:numId w:val="1025"/>
         </w:numPr>
       </w:pPr>
       <w:r>
@@ -2211,7 +2656,7 @@
         <w:pStyle w:val="Compact"/>
         <w:numPr>
           <w:ilvl w:val="0"/>
-          <w:numId w:val="1023"/>
+          <w:numId w:val="1025"/>
         </w:numPr>
       </w:pPr>
       <w:r>
@@ -2223,19 +2668,19 @@
         <w:pStyle w:val="Compact"/>
         <w:numPr>
           <w:ilvl w:val="0"/>
-          <w:numId w:val="1023"/>
-        </w:numPr>
-      </w:pPr>
-      <w:r>
-        <w:t xml:space="preserve">add low-data or parameter-efficiency analysis</w:t>
-      </w:r>
-    </w:p>
-    <w:p>
-      <w:pPr>
-        <w:pStyle w:val="Compact"/>
-        <w:numPr>
-          <w:ilvl w:val="0"/>
-          <w:numId w:val="1023"/>
+          <w:numId w:val="1025"/>
+        </w:numPr>
+      </w:pPr>
+      <w:r>
+        <w:t xml:space="preserve">extend the low-data result to a second dataset, robustness axis, or parameter-efficiency analysis</w:t>
+      </w:r>
+    </w:p>
+    <w:p>
+      <w:pPr>
+        <w:pStyle w:val="Compact"/>
+        <w:numPr>
+          <w:ilvl w:val="0"/>
+          <w:numId w:val="1025"/>
         </w:numPr>
       </w:pPr>
       <w:r>
@@ -2247,7 +2692,7 @@
         <w:pStyle w:val="Compact"/>
         <w:numPr>
           <w:ilvl w:val="0"/>
-          <w:numId w:val="1023"/>
+          <w:numId w:val="1025"/>
         </w:numPr>
       </w:pPr>
       <w:r>
@@ -2278,7 +2723,7 @@
         <w:pStyle w:val="FirstParagraph"/>
       </w:pPr>
       <w:r>
-        <w:t xml:space="preserve">If we start rewriting now, the paper should be positioned as:</w:t>
+        <w:t xml:space="preserve">The current paper should be positioned as:</w:t>
       </w:r>
     </w:p>
     <w:p>
@@ -2320,26 +2765,11 @@
         <w:pStyle w:val="Compact"/>
         <w:numPr>
           <w:ilvl w:val="0"/>
-          <w:numId w:val="1024"/>
-        </w:numPr>
-      </w:pPr>
-      <w:r>
-        <w:t xml:space="preserve">Sync the actual Colab</w:t>
-      </w:r>
-      <w:r>
-        <w:t xml:space="preserve"> </w:t>
-      </w:r>
-      <w:r>
-        <w:rPr>
-          <w:rStyle w:val="VerbatimChar"/>
-        </w:rPr>
-        <w:t xml:space="preserve">models/</w:t>
-      </w:r>
-      <w:r>
-        <w:t xml:space="preserve"> </w:t>
-      </w:r>
-      <w:r>
-        <w:t xml:space="preserve">and</w:t>
+          <w:numId w:val="1026"/>
+        </w:numPr>
+      </w:pPr>
+      <w:r>
+        <w:t xml:space="preserve">Keep reconstructed April 2026 V7 rows clearly labeled, and sync copied Colab</w:t>
       </w:r>
       <w:r>
         <w:t xml:space="preserve"> </w:t>
@@ -2354,19 +2784,19 @@
         <w:t xml:space="preserve"> </w:t>
       </w:r>
       <w:r>
-        <w:t xml:space="preserve">artifacts into the repo workspace.</w:t>
-      </w:r>
-    </w:p>
-    <w:p>
-      <w:pPr>
-        <w:pStyle w:val="Compact"/>
-        <w:numPr>
-          <w:ilvl w:val="0"/>
-          <w:numId w:val="1024"/>
-        </w:numPr>
-      </w:pPr>
-      <w:r>
-        <w:t xml:space="preserve">Reconcile the fresh V7 rerun row against</w:t>
+        <w:t xml:space="preserve">metadata only if it is still available.</w:t>
+      </w:r>
+    </w:p>
+    <w:p>
+      <w:pPr>
+        <w:pStyle w:val="Compact"/>
+        <w:numPr>
+          <w:ilvl w:val="0"/>
+          <w:numId w:val="1026"/>
+        </w:numPr>
+      </w:pPr>
+      <w:r>
+        <w:t xml:space="preserve">Keep the May 2026 low-data claim scoped to the current-local</w:t>
       </w:r>
       <w:r>
         <w:t xml:space="preserve"> </w:t>
@@ -2375,10 +2805,13 @@
         <w:rPr>
           <w:rStyle w:val="VerbatimChar"/>
         </w:rPr>
-        <w:t xml:space="preserve">docs/EXPERIMENTS.md</w:t>
-      </w:r>
-      <w:r>
-        <w:t xml:space="preserve">,</w:t>
+        <w:t xml:space="preserve">non_trainable_quantum</w:t>
+      </w:r>
+      <w:r>
+        <w:t xml:space="preserve"> </w:t>
+      </w:r>
+      <w:r>
+        <w:t xml:space="preserve">versus</w:t>
       </w:r>
       <w:r>
         <w:t xml:space="preserve"> </w:t>
@@ -2387,10 +2820,25 @@
         <w:rPr>
           <w:rStyle w:val="VerbatimChar"/>
         </w:rPr>
-        <w:t xml:space="preserve">docs/BENCHMARK_SUMMARY.md</w:t>
-      </w:r>
-      <w:r>
-        <w:t xml:space="preserve">, and</w:t>
+        <w:t xml:space="preserve">classical_conv</w:t>
+      </w:r>
+      <w:r>
+        <w:t xml:space="preserve"> </w:t>
+      </w:r>
+      <w:r>
+        <w:t xml:space="preserve">comparison unless new artifacts expand it.</w:t>
+      </w:r>
+    </w:p>
+    <w:p>
+      <w:pPr>
+        <w:pStyle w:val="Compact"/>
+        <w:numPr>
+          <w:ilvl w:val="0"/>
+          <w:numId w:val="1026"/>
+        </w:numPr>
+      </w:pPr>
+      <w:r>
+        <w:t xml:space="preserve">Maintain synchronized Markdown and Word exports for</w:t>
       </w:r>
       <w:r>
         <w:t xml:space="preserve"> </w:t>
@@ -2402,31 +2850,7 @@
         <w:t xml:space="preserve">paper/draft.md</w:t>
       </w:r>
       <w:r>
-        <w:t xml:space="preserve">.</w:t>
-      </w:r>
-    </w:p>
-    <w:p>
-      <w:pPr>
-        <w:pStyle w:val="Compact"/>
-        <w:numPr>
-          <w:ilvl w:val="0"/>
-          <w:numId w:val="1024"/>
-        </w:numPr>
-      </w:pPr>
-      <w:r>
-        <w:t xml:space="preserve">Finalize the benchmark-first paper wording and submission packet from the now-complete benchmark hierarchy.</w:t>
-      </w:r>
-    </w:p>
-    <w:p>
-      <w:pPr>
-        <w:pStyle w:val="Compact"/>
-        <w:numPr>
-          <w:ilvl w:val="0"/>
-          <w:numId w:val="1024"/>
-        </w:numPr>
-      </w:pPr>
-      <w:r>
-        <w:t xml:space="preserve">Delay any additional Colab training unless it clearly changes reviewer risk enough to justify the remaining</w:t>
+        <w:t xml:space="preserve">,</w:t>
       </w:r>
       <w:r>
         <w:t xml:space="preserve"> </w:t>
@@ -2435,25 +2859,34 @@
         <w:rPr>
           <w:rStyle w:val="VerbatimChar"/>
         </w:rPr>
-        <w:t xml:space="preserve">245</w:t>
-      </w:r>
-      <w:r>
-        <w:t xml:space="preserve"> </w:t>
-      </w:r>
-      <w:r>
-        <w:t xml:space="preserve">computing units.</w:t>
-      </w:r>
-    </w:p>
-    <w:p>
-      <w:pPr>
-        <w:pStyle w:val="Compact"/>
-        <w:numPr>
-          <w:ilvl w:val="0"/>
-          <w:numId w:val="1024"/>
-        </w:numPr>
-      </w:pPr>
-      <w:r>
-        <w:t xml:space="preserve">Decide whether the paper will follow the QML-insight route or the OCR/heritage route.</w:t>
+        <w:t xml:space="preserve">docs/SUBMISSION_BENCHMARK_2026-03-25.md</w:t>
+      </w:r>
+      <w:r>
+        <w:t xml:space="preserve">, and this strategy document.</w:t>
+      </w:r>
+    </w:p>
+    <w:p>
+      <w:pPr>
+        <w:pStyle w:val="Compact"/>
+        <w:numPr>
+          <w:ilvl w:val="0"/>
+          <w:numId w:val="1026"/>
+        </w:numPr>
+      </w:pPr>
+      <w:r>
+        <w:t xml:space="preserve">Decide whether the paper will follow the specialized QML-insight route or the OCR/heritage route.</w:t>
+      </w:r>
+    </w:p>
+    <w:p>
+      <w:pPr>
+        <w:pStyle w:val="Compact"/>
+        <w:numPr>
+          <w:ilvl w:val="0"/>
+          <w:numId w:val="1026"/>
+        </w:numPr>
+      </w:pPr>
+      <w:r>
+        <w:t xml:space="preserve">Use Colab only for a paper-impactful extension, such as second-dataset/robustness transfer or reviewer-requested statistics.</w:t>
       </w:r>
     </w:p>
     <w:bookmarkEnd w:id="38"/>
@@ -2479,7 +2912,7 @@
         <w:pStyle w:val="Compact"/>
         <w:numPr>
           <w:ilvl w:val="0"/>
-          <w:numId w:val="1025"/>
+          <w:numId w:val="1027"/>
         </w:numPr>
       </w:pPr>
       <w:r>
@@ -2491,7 +2924,7 @@
         <w:pStyle w:val="Compact"/>
         <w:numPr>
           <w:ilvl w:val="0"/>
-          <w:numId w:val="1025"/>
+          <w:numId w:val="1027"/>
         </w:numPr>
       </w:pPr>
       <w:r>
@@ -2503,7 +2936,7 @@
         <w:pStyle w:val="Compact"/>
         <w:numPr>
           <w:ilvl w:val="0"/>
-          <w:numId w:val="1025"/>
+          <w:numId w:val="1027"/>
         </w:numPr>
       </w:pPr>
       <w:r>
@@ -2515,7 +2948,7 @@
         <w:pStyle w:val="Compact"/>
         <w:numPr>
           <w:ilvl w:val="0"/>
-          <w:numId w:val="1025"/>
+          <w:numId w:val="1027"/>
         </w:numPr>
       </w:pPr>
       <w:r>
@@ -2535,7 +2968,7 @@
         <w:pStyle w:val="Compact"/>
         <w:numPr>
           <w:ilvl w:val="0"/>
-          <w:numId w:val="1026"/>
+          <w:numId w:val="1028"/>
         </w:numPr>
       </w:pPr>
       <w:r>
@@ -2556,7 +2989,7 @@
         <w:pStyle w:val="Compact"/>
         <w:numPr>
           <w:ilvl w:val="0"/>
-          <w:numId w:val="1026"/>
+          <w:numId w:val="1028"/>
         </w:numPr>
       </w:pPr>
       <w:r>
@@ -2577,7 +3010,7 @@
         <w:pStyle w:val="Compact"/>
         <w:numPr>
           <w:ilvl w:val="0"/>
-          <w:numId w:val="1026"/>
+          <w:numId w:val="1028"/>
         </w:numPr>
       </w:pPr>
       <w:r>
@@ -2598,7 +3031,7 @@
         <w:pStyle w:val="Compact"/>
         <w:numPr>
           <w:ilvl w:val="0"/>
-          <w:numId w:val="1026"/>
+          <w:numId w:val="1028"/>
         </w:numPr>
       </w:pPr>
       <w:r>
@@ -2619,7 +3052,7 @@
         <w:pStyle w:val="Compact"/>
         <w:numPr>
           <w:ilvl w:val="0"/>
-          <w:numId w:val="1026"/>
+          <w:numId w:val="1028"/>
         </w:numPr>
       </w:pPr>
       <w:r>
@@ -2640,7 +3073,7 @@
         <w:pStyle w:val="Compact"/>
         <w:numPr>
           <w:ilvl w:val="0"/>
-          <w:numId w:val="1026"/>
+          <w:numId w:val="1028"/>
         </w:numPr>
       </w:pPr>
       <w:r>
@@ -2661,7 +3094,7 @@
         <w:pStyle w:val="Compact"/>
         <w:numPr>
           <w:ilvl w:val="0"/>
-          <w:numId w:val="1026"/>
+          <w:numId w:val="1028"/>
         </w:numPr>
       </w:pPr>
       <w:r>
@@ -3062,34 +3495,7 @@
     <w:abstractNumId w:val="991"/>
   </w:num>
   <w:num w:numId="1019">
-    <w:abstractNumId w:val="99411"/>
-    <w:lvlOverride w:ilvl="0">
-      <w:startOverride w:val="1"/>
-    </w:lvlOverride>
-    <w:lvlOverride w:ilvl="1">
-      <w:startOverride w:val="1"/>
-    </w:lvlOverride>
-    <w:lvlOverride w:ilvl="2">
-      <w:startOverride w:val="1"/>
-    </w:lvlOverride>
-    <w:lvlOverride w:ilvl="3">
-      <w:startOverride w:val="1"/>
-    </w:lvlOverride>
-    <w:lvlOverride w:ilvl="4">
-      <w:startOverride w:val="1"/>
-    </w:lvlOverride>
-    <w:lvlOverride w:ilvl="5">
-      <w:startOverride w:val="1"/>
-    </w:lvlOverride>
-    <w:lvlOverride w:ilvl="6">
-      <w:startOverride w:val="1"/>
-    </w:lvlOverride>
-    <w:lvlOverride w:ilvl="7">
-      <w:startOverride w:val="1"/>
-    </w:lvlOverride>
-    <w:lvlOverride w:ilvl="8">
-      <w:startOverride w:val="1"/>
-    </w:lvlOverride>
+    <w:abstractNumId w:val="991"/>
   </w:num>
   <w:num w:numId="1020">
     <w:abstractNumId w:val="991"/>
@@ -3158,6 +3564,9 @@
     </w:lvlOverride>
   </w:num>
   <w:num w:numId="1024">
+    <w:abstractNumId w:val="991"/>
+  </w:num>
+  <w:num w:numId="1025">
     <w:abstractNumId w:val="99411"/>
     <w:lvlOverride w:ilvl="0">
       <w:startOverride w:val="1"/>
@@ -3187,10 +3596,40 @@
       <w:startOverride w:val="1"/>
     </w:lvlOverride>
   </w:num>
-  <w:num w:numId="1025">
+  <w:num w:numId="1026">
+    <w:abstractNumId w:val="99411"/>
+    <w:lvlOverride w:ilvl="0">
+      <w:startOverride w:val="1"/>
+    </w:lvlOverride>
+    <w:lvlOverride w:ilvl="1">
+      <w:startOverride w:val="1"/>
+    </w:lvlOverride>
+    <w:lvlOverride w:ilvl="2">
+      <w:startOverride w:val="1"/>
+    </w:lvlOverride>
+    <w:lvlOverride w:ilvl="3">
+      <w:startOverride w:val="1"/>
+    </w:lvlOverride>
+    <w:lvlOverride w:ilvl="4">
+      <w:startOverride w:val="1"/>
+    </w:lvlOverride>
+    <w:lvlOverride w:ilvl="5">
+      <w:startOverride w:val="1"/>
+    </w:lvlOverride>
+    <w:lvlOverride w:ilvl="6">
+      <w:startOverride w:val="1"/>
+    </w:lvlOverride>
+    <w:lvlOverride w:ilvl="7">
+      <w:startOverride w:val="1"/>
+    </w:lvlOverride>
+    <w:lvlOverride w:ilvl="8">
+      <w:startOverride w:val="1"/>
+    </w:lvlOverride>
+  </w:num>
+  <w:num w:numId="1027">
     <w:abstractNumId w:val="991"/>
   </w:num>
-  <w:num w:numId="1026">
+  <w:num w:numId="1028">
     <w:abstractNumId w:val="991"/>
   </w:num>
 </w:numbering>

--- a/docs/PUBLICATION_STRATEGY_2026-03-22.docx
+++ b/docs/PUBLICATION_STRATEGY_2026-03-22.docx
@@ -1062,7 +1062,16 @@
         </w:numPr>
       </w:pPr>
       <w:r>
-        <w:t xml:space="preserve">confidence intervals or significance tests</w:t>
+        <w:t xml:space="preserve">formal inferential power beyond the May 17, 2026 confidence-interval and exploratory Welch report; most multi-seed groups still have only</w:t>
+      </w:r>
+      <w:r>
+        <w:t xml:space="preserve"> </w:t>
+      </w:r>
+      <w:r>
+        <w:rPr>
+          <w:rStyle w:val="VerbatimChar"/>
+        </w:rPr>
+        <w:t xml:space="preserve">n=3</w:t>
       </w:r>
     </w:p>
     <w:p>
@@ -2173,7 +2182,7 @@
         </w:numPr>
       </w:pPr>
       <w:r>
-        <w:t xml:space="preserve">formal confidence intervals or significance tests if the target venue requires stronger statistical reporting</w:t>
+        <w:t xml:space="preserve">stronger statistical reporting if the target venue requires more than the May 17, 2026 descriptive confidence-interval and exploratory Welch report</w:t>
       </w:r>
     </w:p>
     <w:p>
